--- a/QED Course/Lesson 16 Identical Particles.docx
+++ b/QED Course/Lesson 16 Identical Particles.docx
@@ -58,7 +58,7 @@
     </w:p>
     <w:p>
       <w:pPr>
-        <w:pStyle w:val="Heading1"/>
+        <w:pStyle w:val="Heading2"/>
       </w:pPr>
       <w:r>
         <w:t>How to use this lesson</w:t>
@@ -76,7 +76,7 @@
     </w:p>
     <w:p>
       <w:pPr>
-        <w:pStyle w:val="Heading2"/>
+        <w:pStyle w:val="Heading3"/>
       </w:pPr>
       <w:r>
         <w:t>Learning objectives</w:t>
@@ -148,7 +148,7 @@
     </w:p>
     <w:p>
       <w:pPr>
-        <w:pStyle w:val="Heading2"/>
+        <w:pStyle w:val="Heading3"/>
       </w:pPr>
       <w:r>
         <w:t>Notation and conventions</w:t>
@@ -474,7 +474,7 @@
     </w:tbl>
     <w:p>
       <w:pPr>
-        <w:pStyle w:val="Heading1"/>
+        <w:pStyle w:val="Heading2"/>
       </w:pPr>
       <w:r>
         <w:t>1 Indistinguishability and the exchange operator</w:t>
@@ -482,7 +482,7 @@
     </w:p>
     <w:p>
       <w:pPr>
-        <w:pStyle w:val="Heading2"/>
+        <w:pStyle w:val="Heading3"/>
       </w:pPr>
       <w:r>
         <w:t>1.1 What indistinguishability means</w:t>
@@ -495,7 +495,7 @@
     </w:p>
     <w:p>
       <w:pPr>
-        <w:pStyle w:val="Heading2"/>
+        <w:pStyle w:val="Heading3"/>
       </w:pPr>
       <w:r>
         <w:t>1.2 The exchange operator</w:t>
@@ -575,7 +575,7 @@
     </w:p>
     <w:p>
       <w:pPr>
-        <w:pStyle w:val="Heading2"/>
+        <w:pStyle w:val="Heading3"/>
       </w:pPr>
       <w:r>
         <w:t>1.3 The eigenvalues of the exchange operator</w:t>
@@ -587,10 +587,11 @@
       </w:r>
     </w:p>
     <w:p>
-      <w:pPr>
-        <w:pStyle w:val="Heading3"/>
-      </w:pPr>
       <w:r>
+        <w:rPr>
+          <w:b/>
+          <w:i/>
+        </w:rPr>
         <w:t>Worked example 1</w:t>
       </w:r>
     </w:p>
@@ -601,7 +602,7 @@
     </w:p>
     <w:p>
       <w:pPr>
-        <w:pStyle w:val="Heading1"/>
+        <w:pStyle w:val="Heading2"/>
       </w:pPr>
       <w:r>
         <w:t>2 The symmetrization postulate</w:t>
@@ -609,7 +610,7 @@
     </w:p>
     <w:p>
       <w:pPr>
-        <w:pStyle w:val="Heading2"/>
+        <w:pStyle w:val="Heading3"/>
       </w:pPr>
       <w:r>
         <w:t>2.1 Statement</w:t>
@@ -622,7 +623,7 @@
     </w:p>
     <w:p>
       <w:pPr>
-        <w:pStyle w:val="Heading2"/>
+        <w:pStyle w:val="Heading3"/>
       </w:pPr>
       <w:r>
         <w:t>2.2 Symmetrized and antisymmetrized states</w:t>
@@ -894,10 +895,11 @@
       </w:r>
     </w:p>
     <w:p>
-      <w:pPr>
-        <w:pStyle w:val="Heading3"/>
-      </w:pPr>
       <w:r>
+        <w:rPr>
+          <w:b/>
+          <w:i/>
+        </w:rPr>
         <w:t>Worked example 2</w:t>
       </w:r>
     </w:p>
@@ -908,7 +910,7 @@
     </w:p>
     <w:p>
       <w:pPr>
-        <w:pStyle w:val="Heading1"/>
+        <w:pStyle w:val="Heading2"/>
       </w:pPr>
       <w:r>
         <w:t>3 The Pauli exclusion principle</w:t>
@@ -916,7 +918,7 @@
     </w:p>
     <w:p>
       <w:pPr>
-        <w:pStyle w:val="Heading2"/>
+        <w:pStyle w:val="Heading3"/>
       </w:pPr>
       <w:r>
         <w:t>3.1 Statement and derivation</w:t>
@@ -929,7 +931,7 @@
     </w:p>
     <w:p>
       <w:pPr>
-        <w:pStyle w:val="Heading2"/>
+        <w:pStyle w:val="Heading3"/>
       </w:pPr>
       <w:r>
         <w:t>3.2 Consequences</w:t>
@@ -941,10 +943,11 @@
       </w:r>
     </w:p>
     <w:p>
-      <w:pPr>
-        <w:pStyle w:val="Heading3"/>
-      </w:pPr>
       <w:r>
+        <w:rPr>
+          <w:b/>
+          <w:i/>
+        </w:rPr>
         <w:t>Worked example 3</w:t>
       </w:r>
     </w:p>
@@ -955,7 +958,7 @@
     </w:p>
     <w:p>
       <w:pPr>
-        <w:pStyle w:val="Heading1"/>
+        <w:pStyle w:val="Heading2"/>
       </w:pPr>
       <w:r>
         <w:t>4 Exchange energy</w:t>
@@ -963,7 +966,7 @@
     </w:p>
     <w:p>
       <w:pPr>
-        <w:pStyle w:val="Heading2"/>
+        <w:pStyle w:val="Heading3"/>
       </w:pPr>
       <w:r>
         <w:t>4.1 Setup</w:t>
@@ -976,7 +979,7 @@
     </w:p>
     <w:p>
       <w:pPr>
-        <w:pStyle w:val="Heading2"/>
+        <w:pStyle w:val="Heading3"/>
       </w:pPr>
       <w:r>
         <w:t>4.2 Direct and exchange integrals</w:t>
@@ -1141,39 +1144,41 @@
           <m:d>
             <m:dPr/>
             <m:e>
-              <m:r>
-                <m:t xml:space="preserve">|</m:t>
-              </m:r>
-              <m:sSub>
+              <m:d>
+                <m:dPr>
+                  <m:begChr m:val="|"/>
+                  <m:endChr m:val="|"/>
+                </m:dPr>
                 <m:e>
+                  <m:sSub>
+                    <m:e>
+                      <m:r>
+                        <m:t xml:space="preserve">x</m:t>
+                      </m:r>
+                    </m:e>
+                    <m:sub>
+                      <m:r>
+                        <m:t xml:space="preserve">1</m:t>
+                      </m:r>
+                    </m:sub>
+                  </m:sSub>
                   <m:r>
-                    <m:t xml:space="preserve">x</m:t>
+                    <m:t xml:space="preserve">−</m:t>
                   </m:r>
+                  <m:sSub>
+                    <m:e>
+                      <m:r>
+                        <m:t xml:space="preserve">x</m:t>
+                      </m:r>
+                    </m:e>
+                    <m:sub>
+                      <m:r>
+                        <m:t xml:space="preserve">2</m:t>
+                      </m:r>
+                    </m:sub>
+                  </m:sSub>
                 </m:e>
-                <m:sub>
-                  <m:r>
-                    <m:t xml:space="preserve">1</m:t>
-                  </m:r>
-                </m:sub>
-              </m:sSub>
-              <m:r>
-                <m:t xml:space="preserve">−</m:t>
-              </m:r>
-              <m:sSub>
-                <m:e>
-                  <m:r>
-                    <m:t xml:space="preserve">x</m:t>
-                  </m:r>
-                </m:e>
-                <m:sub>
-                  <m:r>
-                    <m:t xml:space="preserve">2</m:t>
-                  </m:r>
-                </m:sub>
-              </m:sSub>
-              <m:r>
-                <m:t xml:space="preserve">|</m:t>
-              </m:r>
+              </m:d>
             </m:e>
           </m:d>
           <m:sSup>
@@ -1279,39 +1284,41 @@
           <m:d>
             <m:dPr/>
             <m:e>
-              <m:r>
-                <m:t xml:space="preserve">|</m:t>
-              </m:r>
-              <m:sSub>
+              <m:d>
+                <m:dPr>
+                  <m:begChr m:val="|"/>
+                  <m:endChr m:val="|"/>
+                </m:dPr>
                 <m:e>
+                  <m:sSub>
+                    <m:e>
+                      <m:r>
+                        <m:t xml:space="preserve">x</m:t>
+                      </m:r>
+                    </m:e>
+                    <m:sub>
+                      <m:r>
+                        <m:t xml:space="preserve">1</m:t>
+                      </m:r>
+                    </m:sub>
+                  </m:sSub>
                   <m:r>
-                    <m:t xml:space="preserve">x</m:t>
+                    <m:t xml:space="preserve">−</m:t>
                   </m:r>
+                  <m:sSub>
+                    <m:e>
+                      <m:r>
+                        <m:t xml:space="preserve">x</m:t>
+                      </m:r>
+                    </m:e>
+                    <m:sub>
+                      <m:r>
+                        <m:t xml:space="preserve">2</m:t>
+                      </m:r>
+                    </m:sub>
+                  </m:sSub>
                 </m:e>
-                <m:sub>
-                  <m:r>
-                    <m:t xml:space="preserve">1</m:t>
-                  </m:r>
-                </m:sub>
-              </m:sSub>
-              <m:r>
-                <m:t xml:space="preserve">−</m:t>
-              </m:r>
-              <m:sSub>
-                <m:e>
-                  <m:r>
-                    <m:t xml:space="preserve">x</m:t>
-                  </m:r>
-                </m:e>
-                <m:sub>
-                  <m:r>
-                    <m:t xml:space="preserve">2</m:t>
-                  </m:r>
-                </m:sub>
-              </m:sSub>
-              <m:r>
-                <m:t xml:space="preserve">|</m:t>
-              </m:r>
+              </m:d>
             </m:e>
           </m:d>
           <m:r>
@@ -1412,7 +1419,7 @@
     </w:p>
     <w:p>
       <w:pPr>
-        <w:pStyle w:val="Heading2"/>
+        <w:pStyle w:val="Heading3"/>
       </w:pPr>
       <w:r>
         <w:t>4.3 Combining spatial and spin symmetry</w:t>
@@ -1424,10 +1431,11 @@
       </w:r>
     </w:p>
     <w:p>
-      <w:pPr>
-        <w:pStyle w:val="Heading3"/>
-      </w:pPr>
       <w:r>
+        <w:rPr>
+          <w:b/>
+          <w:i/>
+        </w:rPr>
         <w:t>Worked example 4</w:t>
       </w:r>
     </w:p>
@@ -1438,7 +1446,7 @@
     </w:p>
     <w:p>
       <w:pPr>
-        <w:pStyle w:val="Heading1"/>
+        <w:pStyle w:val="Heading2"/>
       </w:pPr>
       <w:r>
         <w:t>5 More than two particles</w:t>
@@ -1446,7 +1454,7 @@
     </w:p>
     <w:p>
       <w:pPr>
-        <w:pStyle w:val="Heading2"/>
+        <w:pStyle w:val="Heading3"/>
       </w:pPr>
       <w:r>
         <w:t>5.1 General N-particle symmetrization</w:t>
@@ -1459,7 +1467,7 @@
     </w:p>
     <w:p>
       <w:pPr>
-        <w:pStyle w:val="Heading2"/>
+        <w:pStyle w:val="Heading3"/>
       </w:pPr>
       <w:r>
         <w:t>5.2 The Slater determinant</w:t>
@@ -1567,10 +1575,11 @@
       </w:r>
     </w:p>
     <w:p>
-      <w:pPr>
-        <w:pStyle w:val="Heading3"/>
-      </w:pPr>
       <w:r>
+        <w:rPr>
+          <w:b/>
+          <w:i/>
+        </w:rPr>
         <w:t>Worked example 5</w:t>
       </w:r>
     </w:p>
@@ -1581,7 +1590,7 @@
     </w:p>
     <w:p>
       <w:pPr>
-        <w:pStyle w:val="Heading2"/>
+        <w:pStyle w:val="Heading3"/>
       </w:pPr>
       <w:r>
         <w:t>5.3 Bosons and permanents</w:t>
@@ -1594,7 +1603,7 @@
     </w:p>
     <w:p>
       <w:pPr>
-        <w:pStyle w:val="Heading1"/>
+        <w:pStyle w:val="Heading2"/>
       </w:pPr>
       <w:r>
         <w:t>6 Spin and statistics</w:t>
@@ -1602,7 +1611,7 @@
     </w:p>
     <w:p>
       <w:pPr>
-        <w:pStyle w:val="Heading2"/>
+        <w:pStyle w:val="Heading3"/>
       </w:pPr>
       <w:r>
         <w:t>6.1 The empirical rule at this stage</w:t>
@@ -1615,7 +1624,7 @@
     </w:p>
     <w:p>
       <w:pPr>
-        <w:pStyle w:val="Heading2"/>
+        <w:pStyle w:val="Heading3"/>
       </w:pPr>
       <w:r>
         <w:t>6.2 Where the connection is actually proved</w:t>
@@ -1627,10 +1636,11 @@
       </w:r>
     </w:p>
     <w:p>
-      <w:pPr>
-        <w:pStyle w:val="Heading3"/>
-      </w:pPr>
       <w:r>
+        <w:rPr>
+          <w:b/>
+          <w:i/>
+        </w:rPr>
         <w:t>Worked example 6</w:t>
       </w:r>
     </w:p>
@@ -1641,7 +1651,7 @@
     </w:p>
     <w:p>
       <w:pPr>
-        <w:pStyle w:val="Heading1"/>
+        <w:pStyle w:val="Heading2"/>
       </w:pPr>
       <w:r>
         <w:t>7 Connections to QED</w:t>
@@ -1972,7 +1982,7 @@
     </w:p>
     <w:p>
       <w:pPr>
-        <w:pStyle w:val="Heading1"/>
+        <w:pStyle w:val="Heading2"/>
       </w:pPr>
       <w:r>
         <w:t>8 Summary</w:t>
@@ -2076,7 +2086,7 @@
     </w:p>
     <w:p>
       <w:pPr>
-        <w:pStyle w:val="Heading1"/>
+        <w:pStyle w:val="Heading2"/>
       </w:pPr>
       <w:r>
         <w:t>Exercises</w:t>
@@ -2736,7 +2746,7 @@
     </w:tbl>
     <w:p>
       <w:pPr>
-        <w:pStyle w:val="Heading1"/>
+        <w:pStyle w:val="Heading2"/>
       </w:pPr>
       <w:r>
         <w:t>Solutions</w:t>
@@ -2767,7 +2777,7 @@
         <w:t xml:space="preserve"> </w:t>
       </w:r>
       <w:r>
-        <w:t>⟨ψ_S\|ψ_S⟩ = (1/2)[⟨a\|a⟩⟨b\|b⟩+⟨a\|b⟩⟨b\|a⟩+⟨b\|a⟩⟨a\|b⟩+⟨b\|b⟩⟨a\|a⟩] = (1/2)[1+0+0+1] = 1, using orthonormality ⟨a\|b⟩=0. The same calculation with the two cross terms subtracted instead of added gives ⟨ψ_A\|ψ_A⟩ = (1/2)[1−0−0+1] = 1.</w:t>
+        <w:t>⟨ψ_S|ψ_S⟩ = (1/2)[⟨a|a⟩⟨b|b⟩+⟨a|b⟩⟨b|a⟩+⟨b|a⟩⟨a|b⟩+⟨b|b⟩⟨a|a⟩] = (1/2)[1+0+0+1] = 1, using orthonormality ⟨a|b⟩=0. The same calculation with the two cross terms subtracted instead of added gives ⟨ψ_A|ψ_A⟩ = (1/2)[1−0−0+1] = 1.</w:t>
       </w:r>
     </w:p>
     <w:p>
@@ -2781,7 +2791,7 @@
         <w:t xml:space="preserve"> </w:t>
       </w:r>
       <w:r>
-        <w:t>⟨ψ_S\|ψ_A⟩ = (1/2)[⟨a\|a⟩⟨b\|b⟩−⟨a\|b⟩⟨b\|a⟩+⟨b\|a⟩⟨a\|b⟩−⟨b\|b⟩⟨a\|a⟩] = (1/2)[1−0+0−1] = 0.</w:t>
+        <w:t>⟨ψ_S|ψ_A⟩ = (1/2)[⟨a|a⟩⟨b|b⟩−⟨a|b⟩⟨b|a⟩+⟨b|a⟩⟨a|b⟩−⟨b|b⟩⟨a|a⟩] = (1/2)[1−0+0−1] = 0.</w:t>
       </w:r>
     </w:p>
     <w:p>
@@ -2823,16 +2833,7 @@
         <w:t xml:space="preserve"> </w:t>
       </w:r>
       <w:r>
-        <w:t>J = ∫\|φₐ\|²\|φᵦ\|²V d³x₁d³x₂ is a weighted average of V(\|x₁−x₂\|) with manifestly nonnegative weights \|φₐ\|²\|φᵦ\|² ≥ 0, so J &gt; 0 whenever V &gt; 0 everywhere. K = ∫φₐ</w:t>
-      </w:r>
-      <w:r>
-        <w:rPr>
-          <w:i/>
-        </w:rPr>
-        <w:t>φᵦ</w:t>
-      </w:r>
-      <w:r>
-        <w:t>Vφᵦφₐ d³x₁d³x₂ involves the product φₐ*(x₁)φᵦ(x₁) and its counterpart at x₂, which need not be positive or even real-valued pointwise (though the full integral is real by Hermiticity), so its sign depends on the detailed overlap structure of φₐ and φᵦ, not on the sign of V alone.</w:t>
+        <w:t>J = ∫|φₐ|²|φᵦ|²V d³x₁d³x₂ is a weighted average of V(|x₁−x₂|) with manifestly nonnegative weights |φₐ|²|φᵦ|² ≥ 0, so J &gt; 0 whenever V &gt; 0 everywhere. K = ∫φₐ*φᵦ*Vφᵦφₐ d³x₁d³x₂ involves the product φₐ*(x₁)φᵦ(x₁) and its counterpart at x₂, which need not be positive or even real-valued pointwise (though the full integral is real by Hermiticity), so its sign depends on the detailed overlap structure of φₐ and φᵦ, not on the sign of V alone.</w:t>
       </w:r>
     </w:p>
     <w:p>
@@ -2888,7 +2889,7 @@
         <w:t xml:space="preserve"> </w:t>
       </w:r>
       <w:r>
-        <w:t>ψ_S(1,2) = (1/√2)[\|a⟩₁\|b⟩₂+\|b⟩₁\|a⟩₂]. Since the two particles are indistinguishable, the question "which one is particle 1" is not physically meaningful; operationally, a measurement of which single-particle state is occupied by each of the two particles will find one particle in \|a⟩ and the other in \|b⟩ with certainty (probability 1), since ψ_S is entirely supported on the subspace where one particle is in each state, never both in the same one.</w:t>
+        <w:t>ψ_S(1,2) = (1/√2)[|a⟩₁|b⟩₂+|b⟩₁|a⟩₂]. Since the two particles are indistinguishable, the question "which one is particle 1" is not physically meaningful; operationally, a measurement of which single-particle state is occupied by each of the two particles will find one particle in |a⟩ and the other in |b⟩ with certainty (probability 1), since ψ_S is entirely supported on the subspace where one particle is in each state, never both in the same one.</w:t>
       </w:r>
     </w:p>
     <w:p>
@@ -2902,7 +2903,7 @@
         <w:t xml:space="preserve"> </w:t>
       </w:r>
       <w:r>
-        <w:t>The properly normalized state is simply \|a⟩₁\|a⟩₂ (no antisymmetrization needed or possible, since exchanging identical labels here changes nothing at all): this state trivially satisfies P̂₁₂ψ = +ψ, the symmetric eigenvalue required for bosons, and it is perfectly normalizable, unlike the fermionic case where the analogous construction identically vanishes.</w:t>
+        <w:t>The properly normalized state is simply |a⟩₁|a⟩₂ (no antisymmetrization needed or possible, since exchanging identical labels here changes nothing at all): this state trivially satisfies P̂₁₂ψ = +ψ, the symmetric eigenvalue required for bosons, and it is perfectly normalizable, unlike the fermionic case where the analogous construction identically vanishes.</w:t>
       </w:r>
     </w:p>
     <w:p>
@@ -2958,7 +2959,7 @@
         <w:t xml:space="preserve"> </w:t>
       </w:r>
       <w:r>
-        <w:t>J = ∫\|φₐ(x₁)\|²\|φᵦ(x₂)\|²V(\|x₁−x₂\|)d³x₁d³x₂ contains no reference to spin at all; it depends only on the spatial orbitals φₐ, φᵦ and the (assumed spin-independent) interaction V, so its numerical value is identical regardless of whether the accompanying spin state is a singlet or a triplet, confirming that only the exchange term K, through the spatial symmetry it multiplies, carries any spin dependence in this model.</w:t>
+        <w:t>J = ∫|φₐ(x₁)|²|φᵦ(x₂)|²V(|x₁−x₂|)d³x₁d³x₂ contains no reference to spin at all; it depends only on the spatial orbitals φₐ, φᵦ and the (assumed spin-independent) interaction V, so its numerical value is identical regardless of whether the accompanying spin state is a singlet or a triplet, confirming that only the exchange term K, through the spatial symmetry it multiplies, carries any spin dependence in this model.</w:t>
       </w:r>
     </w:p>
     <w:p>
@@ -2977,7 +2978,7 @@
     </w:p>
     <w:p>
       <w:pPr>
-        <w:pStyle w:val="Heading1"/>
+        <w:pStyle w:val="Heading2"/>
       </w:pPr>
       <w:r>
         <w:t>Mastery checklist</w:t>
@@ -3049,7 +3050,7 @@
     </w:p>
     <w:p>
       <w:pPr>
-        <w:pStyle w:val="Heading1"/>
+        <w:pStyle w:val="Heading2"/>
       </w:pPr>
       <w:r>
         <w:t>Next lesson</w:t>
@@ -3057,7 +3058,7 @@
     </w:p>
     <w:p>
       <w:r>
-        <w:t>Part III of the course turns to relativistic quantum mechanics. Lesson 17 develops the Klein Gordon equation: the direct promotion of E² = |p|² + m² to an operator equation, its plane-wave solutions, and the probability problem that motivates the search for an alternative.</w:t>
+        <w:t>Part III of the course turns to relativistic quantum mechanics. Lesson 17 develops the Klein–Gordon equation: the direct promotion of E² = |p|² + m² to an operator equation, its plane-wave solutions, and the probability problem that motivates the search for an alternative.</w:t>
       </w:r>
     </w:p>
     <w:sectPr>
